--- a/samples/zarplata.docx
+++ b/samples/zarplata.docx
@@ -139,7 +139,7 @@
           <w:b w:val="0"/>
           <w:sz w:val="24"/>
         </w:rPr>
-        <w:t>В соответствии со ст. 136 Трудового кодекса РФ заработная плата выплачивается не реже чем каждые полмесяца в установленные дни. Заработная плата в размере 85 000 руб., подлежавшая выплате 20.08.2026, мне до настоящего времени не выплачена.</w:t>
+        <w:t>В соответствии со ст. 136 Трудового кодекса РФ заработная плата выплачивается не реже чем каждые полмесяца в установленные дни. Заработная плата в размере 85 000 руб., подлежавшая выплате 21.08.2026, мне до настоящего времени не выплачена.</w:t>
       </w:r>
     </w:p>
     <w:p>
@@ -154,7 +154,7 @@
           <w:b w:val="0"/>
           <w:sz w:val="24"/>
         </w:rPr>
-        <w:t>В соответствии со ст. 236 Трудового кодекса РФ при нарушении срока выплаты заработной платы работодатель обязан выплатить её с уплатой процентов (денежной компенсации) в размере не ниже 1/150 ключевой ставки Центрального банка РФ от невыплаченной суммы за каждый день задержки. По состоянию на 29.09.2026 задержка составляет 40 дн., размер компенсации — не менее 3 626,67 руб. (ориентировочный расчёт по ключевой ставке 16% годовых; окончательная сумма рассчитывается по ставкам, действовавшим в каждый период задержки).</w:t>
+        <w:t>В соответствии со ст. 236 Трудового кодекса РФ при нарушении срока выплаты заработной платы работодатель обязан выплатить её с уплатой процентов (денежной компенсации) в размере не ниже 1/150 ключевой ставки Центрального банка РФ от невыплаченной суммы за каждый день задержки. По состоянию на 30.09.2026 задержка составляет 40 дней, размер компенсации — не менее 3 626,67 руб. (ориентировочный расчёт по ключевой ставке 16% годовых; окончательная сумма рассчитывается по ставкам, действовавшим в каждый период задержки).</w:t>
       </w:r>
     </w:p>
     <w:p>
@@ -199,7 +199,7 @@
           <w:b w:val="0"/>
           <w:sz w:val="24"/>
         </w:rPr>
-        <w:t>В случае невыплаты я буду вынужден(а) обратиться в Государственную инспекцию труда, прокуратуру и суд с требованием о взыскании задолженности, компенсации за задержку и компенсации морального вреда (ст. 237 ТК РФ).</w:t>
+        <w:t>В случае невыплаты я обращусь в Государственную инспекцию труда, прокуратуру и суд с требованием о взыскании задолженности, компенсации за задержку и компенсации морального вреда (ст. 237 ТК РФ).</w:t>
       </w:r>
     </w:p>
     <w:p>
@@ -215,7 +215,7 @@
           <w:b w:val="0"/>
           <w:sz w:val="24"/>
         </w:rPr>
-        <w:t>29.09.2026</w:t>
+        <w:t>30.09.2026</w:t>
         <w:tab/>
         <w:t>____________ / Иванов И. И.</w:t>
       </w:r>

--- a/samples/zarplata.docx
+++ b/samples/zarplata.docx
@@ -101,6 +101,7 @@
     </w:p>
     <w:p>
       <w:pPr>
+        <w:keepNext/>
         <w:spacing w:before="280"/>
         <w:jc w:val="center"/>
       </w:pPr>
@@ -115,6 +116,7 @@
     </w:p>
     <w:p>
       <w:pPr>
+        <w:keepNext/>
         <w:spacing w:after="120"/>
         <w:jc w:val="center"/>
       </w:pPr>
@@ -189,6 +191,7 @@
     </w:p>
     <w:p>
       <w:pPr>
+        <w:keepNext/>
         <w:spacing w:before="160" w:after="80"/>
         <w:ind w:firstLine="709"/>
         <w:jc w:val="both"/>
@@ -616,11 +619,13 @@
     <w:qFormat/>
     <w:rsid w:val="00FC693F"/>
     <w:pPr>
+      <w:widowControl/>
       <w:spacing w:after="0" w:before="0" w:line="276" w:lineRule="auto"/>
     </w:pPr>
     <w:rPr>
       <w:rFonts w:ascii="Times New Roman" w:hAnsi="Times New Roman"/>
       <w:sz w:val="24"/>
+      <w:lang w:val="ru-RU" w:eastAsia="ru-RU" w:bidi="ru-RU"/>
     </w:rPr>
   </w:style>
   <w:style w:type="paragraph" w:styleId="Header">
